--- a/重大节点进度追踪通报及存档/各专业通报/重大节点进度追踪通报v2【4600王隆春处&电站王景处20260813】.docx
+++ b/重大节点进度追踪通报及存档/各专业通报/重大节点进度追踪通报v2【4600王隆春处&电站王景处20260813】.docx
@@ -183,12 +183,12 @@
         </w:tblCellMar>
       </w:tblPr>
       <w:tblGrid>
-        <w:gridCol w:w="524"/>
+        <w:gridCol w:w="528"/>
         <w:gridCol w:w="1479"/>
         <w:gridCol w:w="2755"/>
         <w:gridCol w:w="1330"/>
         <w:gridCol w:w="2090"/>
-        <w:gridCol w:w="1241"/>
+        <w:gridCol w:w="1237"/>
         <w:gridCol w:w="907"/>
       </w:tblGrid>
       <w:tr>
@@ -339,7 +339,7 @@
         </w:tc>
         <w:tc>
           <w:tcPr>
-            <w:tcW w:w="601" w:type="pct"/>
+            <w:tcW w:w="599" w:type="pct"/>
             <w:tcBorders>
               <w:top w:val="single" w:color="808080" w:sz="4" w:space="0"/>
               <w:left w:val="single" w:color="808080" w:sz="4" w:space="0"/>
@@ -408,7 +408,7 @@
           </w:tblCellMar>
         </w:tblPrEx>
         <w:trPr>
-          <w:trHeight w:val="2383" w:hRule="atLeast"/>
+          <w:trHeight w:val="1296" w:hRule="atLeast"/>
         </w:trPr>
         <w:tc>
           <w:tcPr>
@@ -547,7 +547,7 @@
         </w:tc>
         <w:tc>
           <w:tcPr>
-            <w:tcW w:w="601" w:type="pct"/>
+            <w:tcW w:w="599" w:type="pct"/>
             <w:tcBorders>
               <w:top w:val="single" w:color="808080" w:sz="4" w:space="0"/>
               <w:left w:val="single" w:color="808080" w:sz="4" w:space="0"/>
@@ -558,7 +558,7 @@
           </w:tcPr>
           <w:p>
             <w:pPr>
-              <w:jc w:val="left"/>
+              <w:jc w:val="both"/>
               <w:rPr>
                 <w:rFonts w:eastAsia="宋体"/>
                 <w:sz w:val="20"/>
@@ -574,7 +574,7 @@
           </w:p>
           <w:p>
             <w:pPr>
-              <w:jc w:val="left"/>
+              <w:jc w:val="both"/>
             </w:pPr>
             <w:r>
               <w:rPr>
@@ -598,14 +598,30 @@
           </w:tcPr>
           <w:p>
             <w:pPr>
-              <w:jc w:val="left"/>
-            </w:pPr>
-            <w:r>
+              <w:jc w:val="both"/>
               <w:rPr>
                 <w:rFonts w:eastAsia="宋体"/>
                 <w:sz w:val="20"/>
               </w:rPr>
-              <w:t>☐通报    ☐罚款</w:t>
+            </w:pPr>
+            <w:r>
+              <w:rPr>
+                <w:rFonts w:eastAsia="宋体"/>
+                <w:sz w:val="20"/>
+              </w:rPr>
+              <w:t>☐通报</w:t>
+            </w:r>
+          </w:p>
+          <w:p>
+            <w:pPr>
+              <w:jc w:val="both"/>
+            </w:pPr>
+            <w:r>
+              <w:rPr>
+                <w:rFonts w:eastAsia="宋体"/>
+                <w:sz w:val="20"/>
+              </w:rPr>
+              <w:t>☐罚款</w:t>
             </w:r>
           </w:p>
         </w:tc>
@@ -628,7 +644,7 @@
           </w:tblCellMar>
         </w:tblPrEx>
         <w:trPr>
-          <w:trHeight w:val="1167" w:hRule="atLeast"/>
+          <w:trHeight w:val="690" w:hRule="atLeast"/>
         </w:trPr>
         <w:tc>
           <w:tcPr>
@@ -690,7 +706,7 @@
               <w:bottom w:val="single" w:color="808080" w:sz="4" w:space="0"/>
               <w:right w:val="single" w:color="808080" w:sz="4" w:space="0"/>
             </w:tcBorders>
-            <w:shd w:val="clear"/>
+            <w:shd w:val="clear" w:color="auto" w:fill="auto"/>
             <w:vAlign w:val="center"/>
           </w:tcPr>
           <w:p>
@@ -785,7 +801,7 @@
         </w:tc>
         <w:tc>
           <w:tcPr>
-            <w:tcW w:w="601" w:type="pct"/>
+            <w:tcW w:w="599" w:type="pct"/>
             <w:tcBorders>
               <w:top w:val="single" w:color="808080" w:sz="4" w:space="0"/>
               <w:left w:val="single" w:color="808080" w:sz="4" w:space="0"/>
@@ -796,7 +812,7 @@
           </w:tcPr>
           <w:p>
             <w:pPr>
-              <w:jc w:val="left"/>
+              <w:jc w:val="both"/>
               <w:rPr>
                 <w:rFonts w:eastAsia="宋体"/>
                 <w:sz w:val="20"/>
@@ -812,7 +828,7 @@
           </w:p>
           <w:p>
             <w:pPr>
-              <w:jc w:val="left"/>
+              <w:jc w:val="both"/>
             </w:pPr>
             <w:r>
               <w:rPr>
@@ -836,14 +852,298 @@
           </w:tcPr>
           <w:p>
             <w:pPr>
-              <w:jc w:val="left"/>
-            </w:pPr>
-            <w:r>
+              <w:jc w:val="both"/>
               <w:rPr>
                 <w:rFonts w:eastAsia="宋体"/>
                 <w:sz w:val="20"/>
               </w:rPr>
-              <w:t>☐通报    ☐罚款</w:t>
+            </w:pPr>
+            <w:r>
+              <w:rPr>
+                <w:rFonts w:eastAsia="宋体"/>
+                <w:sz w:val="20"/>
+              </w:rPr>
+              <w:t>☐通报</w:t>
+            </w:r>
+          </w:p>
+          <w:p>
+            <w:pPr>
+              <w:jc w:val="both"/>
+            </w:pPr>
+            <w:r>
+              <w:rPr>
+                <w:rFonts w:eastAsia="宋体"/>
+                <w:sz w:val="20"/>
+              </w:rPr>
+              <w:t>☐罚款</w:t>
+            </w:r>
+          </w:p>
+        </w:tc>
+      </w:tr>
+      <w:tr>
+        <w:tblPrEx>
+          <w:tblBorders>
+            <w:top w:val="single" w:color="808080" w:sz="4" w:space="0"/>
+            <w:left w:val="single" w:color="808080" w:sz="4" w:space="0"/>
+            <w:bottom w:val="single" w:color="808080" w:sz="4" w:space="0"/>
+            <w:right w:val="single" w:color="808080" w:sz="4" w:space="0"/>
+            <w:insideH w:val="single" w:color="808080" w:sz="4" w:space="0"/>
+            <w:insideV w:val="single" w:color="808080" w:sz="4" w:space="0"/>
+          </w:tblBorders>
+          <w:tblCellMar>
+            <w:top w:w="0" w:type="dxa"/>
+            <w:left w:w="10" w:type="dxa"/>
+            <w:bottom w:w="0" w:type="dxa"/>
+            <w:right w:w="10" w:type="dxa"/>
+          </w:tblCellMar>
+        </w:tblPrEx>
+        <w:trPr>
+          <w:trHeight w:val="868" w:hRule="atLeast"/>
+        </w:trPr>
+        <w:tc>
+          <w:tcPr>
+            <w:tcBorders>
+              <w:top w:val="single" w:color="808080" w:sz="4" w:space="0"/>
+              <w:left w:val="single" w:color="808080" w:sz="4" w:space="0"/>
+              <w:bottom w:val="single" w:color="808080" w:sz="4" w:space="0"/>
+              <w:right w:val="single" w:color="808080" w:sz="4" w:space="0"/>
+            </w:tcBorders>
+            <w:vAlign w:val="center"/>
+          </w:tcPr>
+          <w:p>
+            <w:pPr>
+              <w:jc w:val="center"/>
+              <w:rPr>
+                <w:rFonts w:hint="eastAsia" w:eastAsia="宋体"/>
+                <w:sz w:val="20"/>
+                <w:lang w:val="en-US" w:eastAsia="zh-CN"/>
+              </w:rPr>
+            </w:pPr>
+            <w:r>
+              <w:rPr>
+                <w:rFonts w:hint="eastAsia"/>
+                <w:sz w:val="20"/>
+                <w:lang w:val="en-US" w:eastAsia="zh-CN"/>
+              </w:rPr>
+              <w:t>3</w:t>
+            </w:r>
+          </w:p>
+        </w:tc>
+        <w:tc>
+          <w:tcPr>
+            <w:tcW w:w="716" w:type="pct"/>
+            <w:tcBorders>
+              <w:top w:val="single" w:color="808080" w:sz="4" w:space="0"/>
+              <w:left w:val="single" w:color="808080" w:sz="4" w:space="0"/>
+              <w:bottom w:val="single" w:color="808080" w:sz="4" w:space="0"/>
+              <w:right w:val="single" w:color="808080" w:sz="4" w:space="0"/>
+            </w:tcBorders>
+            <w:vAlign w:val="center"/>
+          </w:tcPr>
+          <w:p>
+            <w:pPr>
+              <w:jc w:val="center"/>
+              <w:rPr>
+                <w:rFonts w:hint="default"/>
+                <w:lang w:val="en-US" w:eastAsia="zh-CN"/>
+              </w:rPr>
+            </w:pPr>
+            <w:r>
+              <w:rPr>
+                <w:rFonts w:hint="eastAsia"/>
+                <w:lang w:val="en-US" w:eastAsia="zh-CN"/>
+              </w:rPr>
+              <w:t>污水</w:t>
+            </w:r>
+          </w:p>
+        </w:tc>
+        <w:tc>
+          <w:tcPr>
+            <w:tcW w:w="1334" w:type="pct"/>
+            <w:tcBorders>
+              <w:top w:val="single" w:color="808080" w:sz="4" w:space="0"/>
+              <w:left w:val="single" w:color="808080" w:sz="4" w:space="0"/>
+              <w:bottom w:val="single" w:color="808080" w:sz="4" w:space="0"/>
+              <w:right w:val="single" w:color="808080" w:sz="4" w:space="0"/>
+            </w:tcBorders>
+            <w:shd w:val="clear" w:color="auto" w:fill="auto"/>
+            <w:vAlign w:val="center"/>
+          </w:tcPr>
+          <w:p>
+            <w:pPr>
+              <w:keepNext w:val="0"/>
+              <w:keepLines w:val="0"/>
+              <w:widowControl/>
+              <w:suppressLineNumbers w:val="0"/>
+              <w:jc w:val="center"/>
+              <w:textAlignment w:val="center"/>
+              <w:rPr>
+                <w:rFonts w:hint="eastAsia" w:cs="宋体"/>
+                <w:i w:val="0"/>
+                <w:iCs w:val="0"/>
+                <w:color w:val="000000"/>
+                <w:sz w:val="24"/>
+                <w:szCs w:val="24"/>
+                <w:u w:val="none"/>
+                <w:lang w:val="en-US" w:eastAsia="zh-CN"/>
+              </w:rPr>
+            </w:pPr>
+            <w:r>
+              <w:rPr>
+                <w:rFonts w:hint="eastAsia" w:cs="宋体"/>
+                <w:i w:val="0"/>
+                <w:iCs w:val="0"/>
+                <w:color w:val="000000"/>
+                <w:sz w:val="24"/>
+                <w:szCs w:val="24"/>
+                <w:u w:val="none"/>
+                <w:lang w:val="en-US" w:eastAsia="zh-CN"/>
+              </w:rPr>
+              <w:t>清水站筏板浇筑</w:t>
+            </w:r>
+          </w:p>
+        </w:tc>
+        <w:tc>
+          <w:tcPr>
+            <w:tcW w:w="644" w:type="pct"/>
+            <w:tcBorders>
+              <w:top w:val="single" w:color="808080" w:sz="4" w:space="0"/>
+              <w:left w:val="single" w:color="808080" w:sz="4" w:space="0"/>
+              <w:bottom w:val="single" w:color="808080" w:sz="4" w:space="0"/>
+              <w:right w:val="single" w:color="808080" w:sz="4" w:space="0"/>
+            </w:tcBorders>
+            <w:vAlign w:val="center"/>
+          </w:tcPr>
+          <w:p>
+            <w:pPr>
+              <w:jc w:val="center"/>
+              <w:rPr>
+                <w:rFonts w:hint="default"/>
+                <w:lang w:val="en-US" w:eastAsia="zh-CN"/>
+              </w:rPr>
+            </w:pPr>
+            <w:r>
+              <w:rPr>
+                <w:rFonts w:hint="eastAsia"/>
+                <w:lang w:val="en-US" w:eastAsia="zh-CN"/>
+              </w:rPr>
+              <w:t>土建老刘</w:t>
+            </w:r>
+          </w:p>
+        </w:tc>
+        <w:tc>
+          <w:tcPr>
+            <w:tcW w:w="1012" w:type="pct"/>
+            <w:tcBorders>
+              <w:top w:val="single" w:color="808080" w:sz="4" w:space="0"/>
+              <w:left w:val="single" w:color="808080" w:sz="4" w:space="0"/>
+              <w:bottom w:val="single" w:color="808080" w:sz="4" w:space="0"/>
+              <w:right w:val="single" w:color="808080" w:sz="4" w:space="0"/>
+            </w:tcBorders>
+            <w:vAlign w:val="center"/>
+          </w:tcPr>
+          <w:p>
+            <w:pPr>
+              <w:jc w:val="center"/>
+              <w:rPr>
+                <w:rFonts w:hint="default"/>
+                <w:lang w:val="en-US" w:eastAsia="zh-CN"/>
+              </w:rPr>
+            </w:pPr>
+            <w:r>
+              <w:rPr>
+                <w:rFonts w:hint="eastAsia"/>
+                <w:lang w:val="en-US" w:eastAsia="zh-CN"/>
+              </w:rPr>
+              <w:t>节点计划8月7日完成，当前未完成</w:t>
+            </w:r>
+          </w:p>
+        </w:tc>
+        <w:tc>
+          <w:tcPr>
+            <w:tcW w:w="599" w:type="pct"/>
+            <w:tcBorders>
+              <w:top w:val="single" w:color="808080" w:sz="4" w:space="0"/>
+              <w:left w:val="single" w:color="808080" w:sz="4" w:space="0"/>
+              <w:bottom w:val="single" w:color="808080" w:sz="4" w:space="0"/>
+              <w:right w:val="single" w:color="808080" w:sz="4" w:space="0"/>
+            </w:tcBorders>
+            <w:vAlign w:val="center"/>
+          </w:tcPr>
+          <w:p>
+            <w:pPr>
+              <w:jc w:val="both"/>
+              <w:rPr>
+                <w:rFonts w:eastAsia="宋体"/>
+                <w:sz w:val="20"/>
+              </w:rPr>
+            </w:pPr>
+            <w:r>
+              <w:rPr>
+                <w:rFonts w:eastAsia="宋体"/>
+                <w:sz w:val="20"/>
+              </w:rPr>
+              <w:t>☐到期未完成</w:t>
+            </w:r>
+          </w:p>
+          <w:p>
+            <w:pPr>
+              <w:jc w:val="both"/>
+              <w:rPr>
+                <w:rFonts w:eastAsia="宋体"/>
+                <w:sz w:val="20"/>
+              </w:rPr>
+            </w:pPr>
+            <w:r>
+              <w:rPr>
+                <w:rFonts w:eastAsia="宋体"/>
+                <w:sz w:val="20"/>
+              </w:rPr>
+              <w:t>☐严重滞后</w:t>
+            </w:r>
+          </w:p>
+        </w:tc>
+        <w:tc>
+          <w:tcPr>
+            <w:tcW w:w="439" w:type="pct"/>
+            <w:tcBorders>
+              <w:top w:val="single" w:color="808080" w:sz="4" w:space="0"/>
+              <w:left w:val="single" w:color="808080" w:sz="4" w:space="0"/>
+              <w:bottom w:val="single" w:color="808080" w:sz="4" w:space="0"/>
+              <w:right w:val="single" w:color="808080" w:sz="4" w:space="0"/>
+            </w:tcBorders>
+            <w:vAlign w:val="center"/>
+          </w:tcPr>
+          <w:p>
+            <w:pPr>
+              <w:jc w:val="both"/>
+              <w:rPr>
+                <w:rFonts w:eastAsia="宋体"/>
+                <w:sz w:val="20"/>
+              </w:rPr>
+            </w:pPr>
+            <w:r>
+              <w:rPr>
+                <w:rFonts w:eastAsia="宋体"/>
+                <w:sz w:val="20"/>
+              </w:rPr>
+              <w:t>☐通报</w:t>
+            </w:r>
+          </w:p>
+          <w:p>
+            <w:pPr>
+              <w:jc w:val="both"/>
+              <w:rPr>
+                <w:rFonts w:eastAsia="宋体"/>
+                <w:sz w:val="20"/>
+              </w:rPr>
+            </w:pPr>
+            <w:r>
+              <w:rPr>
+                <w:rFonts w:eastAsia="宋体"/>
+                <w:sz w:val="20"/>
+              </w:rPr>
+              <w:t>☐罚款</w:t>
             </w:r>
           </w:p>
         </w:tc>
@@ -1005,7 +1305,7 @@
           </w:tblCellMar>
         </w:tblPrEx>
         <w:trPr>
-          <w:trHeight w:val="500" w:hRule="atLeast"/>
+          <w:trHeight w:val="479" w:hRule="atLeast"/>
         </w:trPr>
         <w:tc>
           <w:tcPr>
@@ -1015,10 +1315,12 @@
               <w:bottom w:val="single" w:color="808080" w:sz="4" w:space="0"/>
               <w:right w:val="single" w:color="808080" w:sz="4" w:space="0"/>
             </w:tcBorders>
-          </w:tcPr>
-          <w:p>
-            <w:pPr>
-              <w:jc w:val="center"/>
+            <w:vAlign w:val="center"/>
+          </w:tcPr>
+          <w:p>
+            <w:pPr>
+              <w:spacing w:line="240" w:lineRule="auto"/>
+              <w:jc w:val="both"/>
             </w:pPr>
             <w:r>
               <w:rPr>
@@ -1037,10 +1339,12 @@
               <w:bottom w:val="single" w:color="808080" w:sz="4" w:space="0"/>
               <w:right w:val="single" w:color="808080" w:sz="4" w:space="0"/>
             </w:tcBorders>
-          </w:tcPr>
-          <w:p>
-            <w:pPr>
-              <w:jc w:val="left"/>
+            <w:vAlign w:val="center"/>
+          </w:tcPr>
+          <w:p>
+            <w:pPr>
+              <w:spacing w:line="240" w:lineRule="auto"/>
+              <w:jc w:val="both"/>
             </w:pPr>
             <w:r>
               <w:rPr>
@@ -1059,10 +1363,12 @@
               <w:bottom w:val="single" w:color="808080" w:sz="4" w:space="0"/>
               <w:right w:val="single" w:color="808080" w:sz="4" w:space="0"/>
             </w:tcBorders>
-          </w:tcPr>
-          <w:p>
-            <w:pPr>
-              <w:jc w:val="left"/>
+            <w:vAlign w:val="center"/>
+          </w:tcPr>
+          <w:p>
+            <w:pPr>
+              <w:spacing w:line="240" w:lineRule="auto"/>
+              <w:jc w:val="both"/>
             </w:pPr>
             <w:r>
               <w:rPr>
@@ -1102,10 +1408,12 @@
               <w:bottom w:val="single" w:color="808080" w:sz="4" w:space="0"/>
               <w:right w:val="single" w:color="808080" w:sz="4" w:space="0"/>
             </w:tcBorders>
-          </w:tcPr>
-          <w:p>
-            <w:pPr>
-              <w:jc w:val="center"/>
+            <w:vAlign w:val="center"/>
+          </w:tcPr>
+          <w:p>
+            <w:pPr>
+              <w:spacing w:line="240" w:lineRule="auto"/>
+              <w:jc w:val="both"/>
             </w:pPr>
             <w:r>
               <w:rPr>
@@ -1124,10 +1432,12 @@
               <w:bottom w:val="single" w:color="808080" w:sz="4" w:space="0"/>
               <w:right w:val="single" w:color="808080" w:sz="4" w:space="0"/>
             </w:tcBorders>
-          </w:tcPr>
-          <w:p>
-            <w:pPr>
-              <w:jc w:val="left"/>
+            <w:vAlign w:val="center"/>
+          </w:tcPr>
+          <w:p>
+            <w:pPr>
+              <w:spacing w:line="240" w:lineRule="auto"/>
+              <w:jc w:val="both"/>
             </w:pPr>
             <w:r>
               <w:rPr>
@@ -1161,10 +1471,12 @@
               <w:bottom w:val="single" w:color="808080" w:sz="4" w:space="0"/>
               <w:right w:val="single" w:color="808080" w:sz="4" w:space="0"/>
             </w:tcBorders>
-          </w:tcPr>
-          <w:p>
-            <w:pPr>
-              <w:jc w:val="left"/>
+            <w:vAlign w:val="center"/>
+          </w:tcPr>
+          <w:p>
+            <w:pPr>
+              <w:spacing w:line="240" w:lineRule="auto"/>
+              <w:jc w:val="both"/>
             </w:pPr>
             <w:r>
               <w:rPr>
@@ -1269,7 +1581,7 @@
           </w:tblCellMar>
         </w:tblPrEx>
         <w:trPr>
-          <w:trHeight w:val="1847" w:hRule="atLeast"/>
+          <w:trHeight w:val="3014" w:hRule="atLeast"/>
         </w:trPr>
         <w:tc>
           <w:tcPr>
@@ -1288,6 +1600,8 @@
                 <w:lang w:val="en-US" w:eastAsia="zh-CN"/>
               </w:rPr>
             </w:pPr>
+            <w:bookmarkStart w:id="0" w:name="_GoBack"/>
+            <w:bookmarkEnd w:id="0"/>
           </w:p>
         </w:tc>
       </w:tr>
@@ -1354,12 +1668,6 @@
       <w:pPr>
         <w:spacing w:after="80"/>
         <w:jc w:val="right"/>
-        <w:rPr>
-          <w:rFonts w:eastAsia="黑体"/>
-          <w:b/>
-          <w:sz w:val="22"/>
-          <w:szCs w:val="22"/>
-        </w:rPr>
       </w:pPr>
       <w:r>
         <w:rPr>
@@ -1370,12 +1678,6 @@
         </w:rPr>
         <w:br w:type="textWrapping"/>
       </w:r>
-    </w:p>
-    <w:p>
-      <w:pPr>
-        <w:spacing w:after="80"/>
-        <w:jc w:val="right"/>
-      </w:pPr>
       <w:r>
         <w:rPr>
           <w:rFonts w:eastAsia="黑体"/>
@@ -1390,6 +1692,12 @@
       <w:pPr>
         <w:spacing w:after="40"/>
         <w:jc w:val="right"/>
+        <w:rPr>
+          <w:rFonts w:eastAsia="宋体"/>
+          <w:color w:val="808080"/>
+          <w:sz w:val="18"/>
+          <w:szCs w:val="18"/>
+        </w:rPr>
       </w:pPr>
       <w:r>
         <w:rPr>
@@ -1437,37 +1745,6 @@
           <w:szCs w:val="18"/>
         </w:rPr>
       </w:pPr>
-      <w:r>
-        <w:rPr>
-          <w:rFonts w:eastAsia="宋体"/>
-          <w:color w:val="808080"/>
-          <w:sz w:val="18"/>
-          <w:szCs w:val="18"/>
-        </w:rPr>
-        <w:t>（本通报打印后拍照发送至工作群，原件存档备查）</w:t>
-      </w:r>
-    </w:p>
-    <w:p>
-      <w:pPr>
-        <w:jc w:val="right"/>
-        <w:rPr>
-          <w:rFonts w:eastAsia="宋体"/>
-          <w:color w:val="808080"/>
-          <w:sz w:val="18"/>
-          <w:szCs w:val="18"/>
-        </w:rPr>
-      </w:pPr>
-    </w:p>
-    <w:p>
-      <w:pPr>
-        <w:jc w:val="right"/>
-        <w:rPr>
-          <w:rFonts w:eastAsia="宋体"/>
-          <w:color w:val="808080"/>
-          <w:sz w:val="18"/>
-          <w:szCs w:val="18"/>
-        </w:rPr>
-      </w:pPr>
     </w:p>
     <w:p>
       <w:pPr>
@@ -1488,6 +1765,7 @@
     </w:p>
     <w:tbl>
       <w:tblPr>
+        <w:tblStyle w:val="3"/>
         <w:tblW w:w="0" w:type="auto"/>
         <w:tblInd w:w="93" w:type="dxa"/>
         <w:tblBorders>
@@ -1498,7 +1776,7 @@
           <w:insideH w:val="none" w:color="auto" w:sz="0" w:space="0"/>
           <w:insideV w:val="none" w:color="auto" w:sz="0" w:space="0"/>
         </w:tblBorders>
-        <w:shd w:val="clear"/>
+        <w:shd w:val="clear" w:color="auto" w:fill="auto"/>
         <w:tblLayout w:type="autofit"/>
         <w:tblCellMar>
           <w:top w:w="0" w:type="dxa"/>
@@ -1526,7 +1804,7 @@
             <w:insideH w:val="none" w:color="auto" w:sz="0" w:space="0"/>
             <w:insideV w:val="none" w:color="auto" w:sz="0" w:space="0"/>
           </w:tblBorders>
-          <w:shd w:val="clear"/>
+          <w:shd w:val="clear" w:color="auto" w:fill="auto"/>
           <w:tblCellMar>
             <w:top w:w="0" w:type="dxa"/>
             <w:left w:w="108" w:type="dxa"/>
@@ -1577,7 +1855,6 @@
                 <w:sz w:val="24"/>
                 <w:szCs w:val="24"/>
                 <w:u w:val="none"/>
-                <w:bdr w:val="none" w:color="auto" w:sz="0" w:space="0"/>
                 <w:lang w:val="en-US" w:eastAsia="zh-CN" w:bidi="ar"/>
               </w:rPr>
               <w:t>所属板块</w:t>
@@ -1624,7 +1901,6 @@
                 <w:sz w:val="24"/>
                 <w:szCs w:val="24"/>
                 <w:u w:val="none"/>
-                <w:bdr w:val="none" w:color="auto" w:sz="0" w:space="0"/>
                 <w:lang w:val="en-US" w:eastAsia="zh-CN" w:bidi="ar"/>
               </w:rPr>
               <w:t>工作名称</w:t>
@@ -1671,7 +1947,6 @@
                 <w:sz w:val="24"/>
                 <w:szCs w:val="24"/>
                 <w:u w:val="none"/>
-                <w:bdr w:val="none" w:color="auto" w:sz="0" w:space="0"/>
                 <w:lang w:val="en-US" w:eastAsia="zh-CN" w:bidi="ar"/>
               </w:rPr>
               <w:t>开始日期</w:t>
@@ -1718,7 +1993,6 @@
                 <w:sz w:val="24"/>
                 <w:szCs w:val="24"/>
                 <w:u w:val="none"/>
-                <w:bdr w:val="none" w:color="auto" w:sz="0" w:space="0"/>
                 <w:lang w:val="en-US" w:eastAsia="zh-CN" w:bidi="ar"/>
               </w:rPr>
               <w:t>计划完成日期</w:t>
@@ -1765,7 +2039,6 @@
                 <w:sz w:val="24"/>
                 <w:szCs w:val="24"/>
                 <w:u w:val="none"/>
-                <w:bdr w:val="none" w:color="auto" w:sz="0" w:space="0"/>
                 <w:lang w:val="en-US" w:eastAsia="zh-CN" w:bidi="ar"/>
               </w:rPr>
               <w:t>工期(天)</w:t>
@@ -1812,7 +2085,6 @@
                 <w:sz w:val="24"/>
                 <w:szCs w:val="24"/>
                 <w:u w:val="none"/>
-                <w:bdr w:val="none" w:color="auto" w:sz="0" w:space="0"/>
                 <w:lang w:val="en-US" w:eastAsia="zh-CN" w:bidi="ar"/>
               </w:rPr>
               <w:t>完成情况</w:t>
@@ -1859,7 +2131,6 @@
                 <w:sz w:val="24"/>
                 <w:szCs w:val="24"/>
                 <w:u w:val="none"/>
-                <w:bdr w:val="none" w:color="auto" w:sz="0" w:space="0"/>
                 <w:lang w:val="en-US" w:eastAsia="zh-CN" w:bidi="ar"/>
               </w:rPr>
               <w:t>施工方责任人</w:t>
@@ -1877,6 +2148,7 @@
             <w:insideH w:val="none" w:color="auto" w:sz="0" w:space="0"/>
             <w:insideV w:val="none" w:color="auto" w:sz="0" w:space="0"/>
           </w:tblBorders>
+          <w:shd w:val="clear" w:color="auto" w:fill="auto"/>
           <w:tblCellMar>
             <w:top w:w="0" w:type="dxa"/>
             <w:left w:w="108" w:type="dxa"/>
@@ -1927,7 +2199,6 @@
                 <w:sz w:val="24"/>
                 <w:szCs w:val="24"/>
                 <w:u w:val="none"/>
-                <w:bdr w:val="none" w:color="auto" w:sz="0" w:space="0"/>
                 <w:lang w:val="en-US" w:eastAsia="zh-CN" w:bidi="ar"/>
               </w:rPr>
               <w:t>主厂房</w:t>
@@ -1974,7 +2245,6 @@
                 <w:sz w:val="24"/>
                 <w:szCs w:val="24"/>
                 <w:u w:val="none"/>
-                <w:bdr w:val="none" w:color="auto" w:sz="0" w:space="0"/>
                 <w:lang w:val="en-US" w:eastAsia="zh-CN" w:bidi="ar"/>
               </w:rPr>
               <w:t>主厂房汽轮机房回填</w:t>
@@ -2021,7 +2291,6 @@
                 <w:sz w:val="24"/>
                 <w:szCs w:val="24"/>
                 <w:u w:val="none"/>
-                <w:bdr w:val="none" w:color="auto" w:sz="0" w:space="0"/>
                 <w:lang w:val="en-US" w:eastAsia="zh-CN" w:bidi="ar"/>
               </w:rPr>
               <w:t>2026-07-29</w:t>
@@ -2068,7 +2337,6 @@
                 <w:sz w:val="24"/>
                 <w:szCs w:val="24"/>
                 <w:u w:val="none"/>
-                <w:bdr w:val="none" w:color="auto" w:sz="0" w:space="0"/>
                 <w:lang w:val="en-US" w:eastAsia="zh-CN" w:bidi="ar"/>
               </w:rPr>
               <w:t>2026-08-02</w:t>
@@ -2115,7 +2383,6 @@
                 <w:sz w:val="24"/>
                 <w:szCs w:val="24"/>
                 <w:u w:val="none"/>
-                <w:bdr w:val="none" w:color="auto" w:sz="0" w:space="0"/>
                 <w:lang w:val="en-US" w:eastAsia="zh-CN" w:bidi="ar"/>
               </w:rPr>
               <w:t>5</w:t>
@@ -2162,7 +2429,6 @@
                 <w:sz w:val="24"/>
                 <w:szCs w:val="24"/>
                 <w:u w:val="none"/>
-                <w:bdr w:val="none" w:color="auto" w:sz="0" w:space="0"/>
                 <w:lang w:val="en-US" w:eastAsia="zh-CN" w:bidi="ar"/>
               </w:rPr>
               <w:t>未完成</w:t>
@@ -2209,7 +2475,6 @@
                 <w:sz w:val="24"/>
                 <w:szCs w:val="24"/>
                 <w:u w:val="none"/>
-                <w:bdr w:val="none" w:color="auto" w:sz="0" w:space="0"/>
                 <w:lang w:val="en-US" w:eastAsia="zh-CN" w:bidi="ar"/>
               </w:rPr>
               <w:t>兰江</w:t>
@@ -2227,6 +2492,7 @@
             <w:insideH w:val="none" w:color="auto" w:sz="0" w:space="0"/>
             <w:insideV w:val="none" w:color="auto" w:sz="0" w:space="0"/>
           </w:tblBorders>
+          <w:shd w:val="clear" w:color="auto" w:fill="auto"/>
           <w:tblCellMar>
             <w:top w:w="0" w:type="dxa"/>
             <w:left w:w="108" w:type="dxa"/>
@@ -2277,7 +2543,6 @@
                 <w:sz w:val="24"/>
                 <w:szCs w:val="24"/>
                 <w:u w:val="none"/>
-                <w:bdr w:val="none" w:color="auto" w:sz="0" w:space="0"/>
                 <w:lang w:val="en-US" w:eastAsia="zh-CN" w:bidi="ar"/>
               </w:rPr>
               <w:t>主厂房</w:t>
@@ -2324,7 +2589,6 @@
                 <w:sz w:val="24"/>
                 <w:szCs w:val="24"/>
                 <w:u w:val="none"/>
-                <w:bdr w:val="none" w:color="auto" w:sz="0" w:space="0"/>
                 <w:lang w:val="en-US" w:eastAsia="zh-CN" w:bidi="ar"/>
               </w:rPr>
               <w:t>主厂房除尘器、引风机基础开挖</w:t>
@@ -2371,7 +2635,6 @@
                 <w:sz w:val="24"/>
                 <w:szCs w:val="24"/>
                 <w:u w:val="none"/>
-                <w:bdr w:val="none" w:color="auto" w:sz="0" w:space="0"/>
                 <w:lang w:val="en-US" w:eastAsia="zh-CN" w:bidi="ar"/>
               </w:rPr>
               <w:t>2026-07-31</w:t>
@@ -2418,7 +2681,6 @@
                 <w:sz w:val="24"/>
                 <w:szCs w:val="24"/>
                 <w:u w:val="none"/>
-                <w:bdr w:val="none" w:color="auto" w:sz="0" w:space="0"/>
                 <w:lang w:val="en-US" w:eastAsia="zh-CN" w:bidi="ar"/>
               </w:rPr>
               <w:t>2026-08-02</w:t>
@@ -2465,7 +2727,6 @@
                 <w:sz w:val="24"/>
                 <w:szCs w:val="24"/>
                 <w:u w:val="none"/>
-                <w:bdr w:val="none" w:color="auto" w:sz="0" w:space="0"/>
                 <w:lang w:val="en-US" w:eastAsia="zh-CN" w:bidi="ar"/>
               </w:rPr>
               <w:t>3</w:t>
@@ -2512,7 +2773,6 @@
                 <w:sz w:val="24"/>
                 <w:szCs w:val="24"/>
                 <w:u w:val="none"/>
-                <w:bdr w:val="none" w:color="auto" w:sz="0" w:space="0"/>
                 <w:lang w:val="en-US" w:eastAsia="zh-CN" w:bidi="ar"/>
               </w:rPr>
               <w:t>除尘器未开挖</w:t>
@@ -2559,7 +2819,6 @@
                 <w:sz w:val="24"/>
                 <w:szCs w:val="24"/>
                 <w:u w:val="none"/>
-                <w:bdr w:val="none" w:color="auto" w:sz="0" w:space="0"/>
                 <w:lang w:val="en-US" w:eastAsia="zh-CN" w:bidi="ar"/>
               </w:rPr>
               <w:t>兰江</w:t>
@@ -2577,7 +2836,7 @@
             <w:insideH w:val="none" w:color="auto" w:sz="0" w:space="0"/>
             <w:insideV w:val="none" w:color="auto" w:sz="0" w:space="0"/>
           </w:tblBorders>
-          <w:shd w:val="clear"/>
+          <w:shd w:val="clear" w:color="auto" w:fill="auto"/>
           <w:tblCellMar>
             <w:top w:w="0" w:type="dxa"/>
             <w:left w:w="108" w:type="dxa"/>
@@ -2628,7 +2887,6 @@
                 <w:sz w:val="24"/>
                 <w:szCs w:val="24"/>
                 <w:u w:val="none"/>
-                <w:bdr w:val="none" w:color="auto" w:sz="0" w:space="0"/>
                 <w:lang w:val="en-US" w:eastAsia="zh-CN" w:bidi="ar"/>
               </w:rPr>
               <w:t>主厂房</w:t>
@@ -2675,7 +2933,6 @@
                 <w:sz w:val="24"/>
                 <w:szCs w:val="24"/>
                 <w:u w:val="none"/>
-                <w:bdr w:val="none" w:color="auto" w:sz="0" w:space="0"/>
                 <w:lang w:val="en-US" w:eastAsia="zh-CN" w:bidi="ar"/>
               </w:rPr>
               <w:t>主厂房化水间预留墙体砌筑</w:t>
@@ -2722,7 +2979,6 @@
                 <w:sz w:val="24"/>
                 <w:szCs w:val="24"/>
                 <w:u w:val="none"/>
-                <w:bdr w:val="none" w:color="auto" w:sz="0" w:space="0"/>
                 <w:lang w:val="en-US" w:eastAsia="zh-CN" w:bidi="ar"/>
               </w:rPr>
               <w:t>2026-07-31</w:t>
@@ -2769,7 +3025,6 @@
                 <w:sz w:val="24"/>
                 <w:szCs w:val="24"/>
                 <w:u w:val="none"/>
-                <w:bdr w:val="none" w:color="auto" w:sz="0" w:space="0"/>
                 <w:lang w:val="en-US" w:eastAsia="zh-CN" w:bidi="ar"/>
               </w:rPr>
               <w:t>2026-08-04</w:t>
@@ -2816,7 +3071,6 @@
                 <w:sz w:val="24"/>
                 <w:szCs w:val="24"/>
                 <w:u w:val="none"/>
-                <w:bdr w:val="none" w:color="auto" w:sz="0" w:space="0"/>
                 <w:lang w:val="en-US" w:eastAsia="zh-CN" w:bidi="ar"/>
               </w:rPr>
               <w:t>5</w:t>
@@ -2863,7 +3117,6 @@
                 <w:sz w:val="24"/>
                 <w:szCs w:val="24"/>
                 <w:u w:val="none"/>
-                <w:bdr w:val="none" w:color="auto" w:sz="0" w:space="0"/>
                 <w:lang w:val="en-US" w:eastAsia="zh-CN" w:bidi="ar"/>
               </w:rPr>
               <w:t>未完成巳影响安装进度</w:t>
@@ -2910,7 +3163,6 @@
                 <w:sz w:val="24"/>
                 <w:szCs w:val="24"/>
                 <w:u w:val="none"/>
-                <w:bdr w:val="none" w:color="auto" w:sz="0" w:space="0"/>
                 <w:lang w:val="en-US" w:eastAsia="zh-CN" w:bidi="ar"/>
               </w:rPr>
               <w:t>兰江</w:t>
@@ -2928,7 +3180,7 @@
             <w:insideH w:val="none" w:color="auto" w:sz="0" w:space="0"/>
             <w:insideV w:val="none" w:color="auto" w:sz="0" w:space="0"/>
           </w:tblBorders>
-          <w:shd w:val="clear"/>
+          <w:shd w:val="clear" w:color="auto" w:fill="auto"/>
           <w:tblCellMar>
             <w:top w:w="0" w:type="dxa"/>
             <w:left w:w="108" w:type="dxa"/>
@@ -2979,7 +3231,6 @@
                 <w:sz w:val="24"/>
                 <w:szCs w:val="24"/>
                 <w:u w:val="none"/>
-                <w:bdr w:val="none" w:color="auto" w:sz="0" w:space="0"/>
                 <w:lang w:val="en-US" w:eastAsia="zh-CN" w:bidi="ar"/>
               </w:rPr>
               <w:t>主厂房</w:t>
@@ -3026,7 +3277,6 @@
                 <w:sz w:val="24"/>
                 <w:szCs w:val="24"/>
                 <w:u w:val="none"/>
-                <w:bdr w:val="none" w:color="auto" w:sz="0" w:space="0"/>
                 <w:lang w:val="en-US" w:eastAsia="zh-CN" w:bidi="ar"/>
               </w:rPr>
               <w:t>主厂房汽轮机发电小室预留墙体砌筑</w:t>
@@ -3073,7 +3323,6 @@
                 <w:sz w:val="24"/>
                 <w:szCs w:val="24"/>
                 <w:u w:val="none"/>
-                <w:bdr w:val="none" w:color="auto" w:sz="0" w:space="0"/>
                 <w:lang w:val="en-US" w:eastAsia="zh-CN" w:bidi="ar"/>
               </w:rPr>
               <w:t>2026-08-01</w:t>
@@ -3120,7 +3369,6 @@
                 <w:sz w:val="24"/>
                 <w:szCs w:val="24"/>
                 <w:u w:val="none"/>
-                <w:bdr w:val="none" w:color="auto" w:sz="0" w:space="0"/>
                 <w:lang w:val="en-US" w:eastAsia="zh-CN" w:bidi="ar"/>
               </w:rPr>
               <w:t>2026-08-04</w:t>
@@ -3167,7 +3415,6 @@
                 <w:sz w:val="24"/>
                 <w:szCs w:val="24"/>
                 <w:u w:val="none"/>
-                <w:bdr w:val="none" w:color="auto" w:sz="0" w:space="0"/>
                 <w:lang w:val="en-US" w:eastAsia="zh-CN" w:bidi="ar"/>
               </w:rPr>
               <w:t>4</w:t>
@@ -3214,7 +3461,6 @@
                 <w:sz w:val="24"/>
                 <w:szCs w:val="24"/>
                 <w:u w:val="none"/>
-                <w:bdr w:val="none" w:color="auto" w:sz="0" w:space="0"/>
                 <w:lang w:val="en-US" w:eastAsia="zh-CN" w:bidi="ar"/>
               </w:rPr>
               <w:t>未完成</w:t>
@@ -3261,7 +3507,6 @@
                 <w:sz w:val="24"/>
                 <w:szCs w:val="24"/>
                 <w:u w:val="none"/>
-                <w:bdr w:val="none" w:color="auto" w:sz="0" w:space="0"/>
                 <w:lang w:val="en-US" w:eastAsia="zh-CN" w:bidi="ar"/>
               </w:rPr>
               <w:t>兰江</w:t>
@@ -3279,7 +3524,7 @@
             <w:insideH w:val="none" w:color="auto" w:sz="0" w:space="0"/>
             <w:insideV w:val="none" w:color="auto" w:sz="0" w:space="0"/>
           </w:tblBorders>
-          <w:shd w:val="clear"/>
+          <w:shd w:val="clear" w:color="auto" w:fill="auto"/>
           <w:tblCellMar>
             <w:top w:w="0" w:type="dxa"/>
             <w:left w:w="108" w:type="dxa"/>
@@ -3330,7 +3575,6 @@
                 <w:sz w:val="24"/>
                 <w:szCs w:val="24"/>
                 <w:u w:val="none"/>
-                <w:bdr w:val="none" w:color="auto" w:sz="0" w:space="0"/>
                 <w:lang w:val="en-US" w:eastAsia="zh-CN" w:bidi="ar"/>
               </w:rPr>
               <w:t>主厂房</w:t>
@@ -3377,7 +3621,6 @@
                 <w:sz w:val="24"/>
                 <w:szCs w:val="24"/>
                 <w:u w:val="none"/>
-                <w:bdr w:val="none" w:color="auto" w:sz="0" w:space="0"/>
                 <w:lang w:val="en-US" w:eastAsia="zh-CN" w:bidi="ar"/>
               </w:rPr>
               <w:t>主厂房汽轮机发电小室预留墙体粉刷</w:t>
@@ -3424,7 +3667,6 @@
                 <w:sz w:val="24"/>
                 <w:szCs w:val="24"/>
                 <w:u w:val="none"/>
-                <w:bdr w:val="none" w:color="auto" w:sz="0" w:space="0"/>
                 <w:lang w:val="en-US" w:eastAsia="zh-CN" w:bidi="ar"/>
               </w:rPr>
               <w:t>2026-08-05</w:t>
@@ -3471,7 +3713,6 @@
                 <w:sz w:val="24"/>
                 <w:szCs w:val="24"/>
                 <w:u w:val="none"/>
-                <w:bdr w:val="none" w:color="auto" w:sz="0" w:space="0"/>
                 <w:lang w:val="en-US" w:eastAsia="zh-CN" w:bidi="ar"/>
               </w:rPr>
               <w:t>2026-08-06</w:t>
@@ -3518,7 +3759,6 @@
                 <w:sz w:val="24"/>
                 <w:szCs w:val="24"/>
                 <w:u w:val="none"/>
-                <w:bdr w:val="none" w:color="auto" w:sz="0" w:space="0"/>
                 <w:lang w:val="en-US" w:eastAsia="zh-CN" w:bidi="ar"/>
               </w:rPr>
               <w:t>2</w:t>
@@ -3565,7 +3805,6 @@
                 <w:sz w:val="24"/>
                 <w:szCs w:val="24"/>
                 <w:u w:val="none"/>
-                <w:bdr w:val="none" w:color="auto" w:sz="0" w:space="0"/>
                 <w:lang w:val="en-US" w:eastAsia="zh-CN" w:bidi="ar"/>
               </w:rPr>
               <w:t>未完成</w:t>
@@ -3612,7 +3851,6 @@
                 <w:sz w:val="24"/>
                 <w:szCs w:val="24"/>
                 <w:u w:val="none"/>
-                <w:bdr w:val="none" w:color="auto" w:sz="0" w:space="0"/>
                 <w:lang w:val="en-US" w:eastAsia="zh-CN" w:bidi="ar"/>
               </w:rPr>
               <w:t>兰江</w:t>
@@ -3630,7 +3868,7 @@
             <w:insideH w:val="none" w:color="auto" w:sz="0" w:space="0"/>
             <w:insideV w:val="none" w:color="auto" w:sz="0" w:space="0"/>
           </w:tblBorders>
-          <w:shd w:val="clear"/>
+          <w:shd w:val="clear" w:color="auto" w:fill="auto"/>
           <w:tblCellMar>
             <w:top w:w="0" w:type="dxa"/>
             <w:left w:w="108" w:type="dxa"/>
@@ -3681,7 +3919,6 @@
                 <w:sz w:val="24"/>
                 <w:szCs w:val="24"/>
                 <w:u w:val="none"/>
-                <w:bdr w:val="none" w:color="auto" w:sz="0" w:space="0"/>
                 <w:lang w:val="en-US" w:eastAsia="zh-CN" w:bidi="ar"/>
               </w:rPr>
               <w:t>主厂房</w:t>
@@ -3728,7 +3965,6 @@
                 <w:sz w:val="24"/>
                 <w:szCs w:val="24"/>
                 <w:u w:val="none"/>
-                <w:bdr w:val="none" w:color="auto" w:sz="0" w:space="0"/>
                 <w:lang w:val="en-US" w:eastAsia="zh-CN" w:bidi="ar"/>
               </w:rPr>
               <w:t>主厂房锅炉处设备基础</w:t>
@@ -3775,7 +4011,6 @@
                 <w:sz w:val="24"/>
                 <w:szCs w:val="24"/>
                 <w:u w:val="none"/>
-                <w:bdr w:val="none" w:color="auto" w:sz="0" w:space="0"/>
                 <w:lang w:val="en-US" w:eastAsia="zh-CN" w:bidi="ar"/>
               </w:rPr>
               <w:t>2026-07-28</w:t>
@@ -3822,7 +4057,6 @@
                 <w:sz w:val="24"/>
                 <w:szCs w:val="24"/>
                 <w:u w:val="none"/>
-                <w:bdr w:val="none" w:color="auto" w:sz="0" w:space="0"/>
                 <w:lang w:val="en-US" w:eastAsia="zh-CN" w:bidi="ar"/>
               </w:rPr>
               <w:t>2026-08-06</w:t>
@@ -3869,7 +4103,6 @@
                 <w:sz w:val="24"/>
                 <w:szCs w:val="24"/>
                 <w:u w:val="none"/>
-                <w:bdr w:val="none" w:color="auto" w:sz="0" w:space="0"/>
                 <w:lang w:val="en-US" w:eastAsia="zh-CN" w:bidi="ar"/>
               </w:rPr>
               <w:t>10</w:t>
@@ -3916,7 +4149,6 @@
                 <w:sz w:val="24"/>
                 <w:szCs w:val="24"/>
                 <w:u w:val="none"/>
-                <w:bdr w:val="none" w:color="auto" w:sz="0" w:space="0"/>
                 <w:lang w:val="en-US" w:eastAsia="zh-CN" w:bidi="ar"/>
               </w:rPr>
               <w:t>已完成</w:t>
@@ -3963,7 +4195,6 @@
                 <w:sz w:val="24"/>
                 <w:szCs w:val="24"/>
                 <w:u w:val="none"/>
-                <w:bdr w:val="none" w:color="auto" w:sz="0" w:space="0"/>
                 <w:lang w:val="en-US" w:eastAsia="zh-CN" w:bidi="ar"/>
               </w:rPr>
               <w:t>兰江</w:t>
@@ -3981,6 +4212,7 @@
             <w:insideH w:val="none" w:color="auto" w:sz="0" w:space="0"/>
             <w:insideV w:val="none" w:color="auto" w:sz="0" w:space="0"/>
           </w:tblBorders>
+          <w:shd w:val="clear" w:color="auto" w:fill="auto"/>
           <w:tblCellMar>
             <w:top w:w="0" w:type="dxa"/>
             <w:left w:w="108" w:type="dxa"/>
@@ -4031,7 +4263,6 @@
                 <w:sz w:val="24"/>
                 <w:szCs w:val="24"/>
                 <w:u w:val="none"/>
-                <w:bdr w:val="none" w:color="auto" w:sz="0" w:space="0"/>
                 <w:lang w:val="en-US" w:eastAsia="zh-CN" w:bidi="ar"/>
               </w:rPr>
               <w:t>主厂房</w:t>
@@ -4078,7 +4309,6 @@
                 <w:sz w:val="24"/>
                 <w:szCs w:val="24"/>
                 <w:u w:val="none"/>
-                <w:bdr w:val="none" w:color="auto" w:sz="0" w:space="0"/>
                 <w:lang w:val="en-US" w:eastAsia="zh-CN" w:bidi="ar"/>
               </w:rPr>
               <w:t>主厂房除尘器、引风机基础安装模板及绑扎钢筋</w:t>
@@ -4125,7 +4355,6 @@
                 <w:sz w:val="24"/>
                 <w:szCs w:val="24"/>
                 <w:u w:val="none"/>
-                <w:bdr w:val="none" w:color="auto" w:sz="0" w:space="0"/>
                 <w:lang w:val="en-US" w:eastAsia="zh-CN" w:bidi="ar"/>
               </w:rPr>
               <w:t>2026-08-03</w:t>
@@ -4172,7 +4401,6 @@
                 <w:sz w:val="24"/>
                 <w:szCs w:val="24"/>
                 <w:u w:val="none"/>
-                <w:bdr w:val="none" w:color="auto" w:sz="0" w:space="0"/>
                 <w:lang w:val="en-US" w:eastAsia="zh-CN" w:bidi="ar"/>
               </w:rPr>
               <w:t>2026-08-07</w:t>
@@ -4219,7 +4447,6 @@
                 <w:sz w:val="24"/>
                 <w:szCs w:val="24"/>
                 <w:u w:val="none"/>
-                <w:bdr w:val="none" w:color="auto" w:sz="0" w:space="0"/>
                 <w:lang w:val="en-US" w:eastAsia="zh-CN" w:bidi="ar"/>
               </w:rPr>
               <w:t>5</w:t>
@@ -4266,7 +4493,6 @@
                 <w:sz w:val="24"/>
                 <w:szCs w:val="24"/>
                 <w:u w:val="none"/>
-                <w:bdr w:val="none" w:color="auto" w:sz="0" w:space="0"/>
                 <w:lang w:val="en-US" w:eastAsia="zh-CN" w:bidi="ar"/>
               </w:rPr>
               <w:t>除尘器未开挖</w:t>
@@ -4313,7 +4539,6 @@
                 <w:sz w:val="24"/>
                 <w:szCs w:val="24"/>
                 <w:u w:val="none"/>
-                <w:bdr w:val="none" w:color="auto" w:sz="0" w:space="0"/>
                 <w:lang w:val="en-US" w:eastAsia="zh-CN" w:bidi="ar"/>
               </w:rPr>
               <w:t>兰江</w:t>
@@ -4331,7 +4556,7 @@
             <w:insideH w:val="none" w:color="auto" w:sz="0" w:space="0"/>
             <w:insideV w:val="none" w:color="auto" w:sz="0" w:space="0"/>
           </w:tblBorders>
-          <w:shd w:val="clear"/>
+          <w:shd w:val="clear" w:color="auto" w:fill="auto"/>
           <w:tblCellMar>
             <w:top w:w="0" w:type="dxa"/>
             <w:left w:w="108" w:type="dxa"/>
@@ -4382,7 +4607,6 @@
                 <w:sz w:val="24"/>
                 <w:szCs w:val="24"/>
                 <w:u w:val="none"/>
-                <w:bdr w:val="none" w:color="auto" w:sz="0" w:space="0"/>
                 <w:lang w:val="en-US" w:eastAsia="zh-CN" w:bidi="ar"/>
               </w:rPr>
               <w:t>主厂房</w:t>
@@ -4429,7 +4653,6 @@
                 <w:sz w:val="24"/>
                 <w:szCs w:val="24"/>
                 <w:u w:val="none"/>
-                <w:bdr w:val="none" w:color="auto" w:sz="0" w:space="0"/>
                 <w:lang w:val="en-US" w:eastAsia="zh-CN" w:bidi="ar"/>
               </w:rPr>
               <w:t>主厂房化水间预留墙体粉刷</w:t>
@@ -4476,7 +4699,6 @@
                 <w:sz w:val="24"/>
                 <w:szCs w:val="24"/>
                 <w:u w:val="none"/>
-                <w:bdr w:val="none" w:color="auto" w:sz="0" w:space="0"/>
                 <w:lang w:val="en-US" w:eastAsia="zh-CN" w:bidi="ar"/>
               </w:rPr>
               <w:t>2026-08-05</w:t>
@@ -4523,7 +4745,6 @@
                 <w:sz w:val="24"/>
                 <w:szCs w:val="24"/>
                 <w:u w:val="none"/>
-                <w:bdr w:val="none" w:color="auto" w:sz="0" w:space="0"/>
                 <w:lang w:val="en-US" w:eastAsia="zh-CN" w:bidi="ar"/>
               </w:rPr>
               <w:t>2026-08-08</w:t>
@@ -4570,7 +4791,6 @@
                 <w:sz w:val="24"/>
                 <w:szCs w:val="24"/>
                 <w:u w:val="none"/>
-                <w:bdr w:val="none" w:color="auto" w:sz="0" w:space="0"/>
                 <w:lang w:val="en-US" w:eastAsia="zh-CN" w:bidi="ar"/>
               </w:rPr>
               <w:t>4</w:t>
@@ -4617,7 +4837,6 @@
                 <w:sz w:val="24"/>
                 <w:szCs w:val="24"/>
                 <w:u w:val="none"/>
-                <w:bdr w:val="none" w:color="auto" w:sz="0" w:space="0"/>
                 <w:lang w:val="en-US" w:eastAsia="zh-CN" w:bidi="ar"/>
               </w:rPr>
               <w:t>未完成</w:t>
@@ -4664,7 +4883,6 @@
                 <w:sz w:val="24"/>
                 <w:szCs w:val="24"/>
                 <w:u w:val="none"/>
-                <w:bdr w:val="none" w:color="auto" w:sz="0" w:space="0"/>
                 <w:lang w:val="en-US" w:eastAsia="zh-CN" w:bidi="ar"/>
               </w:rPr>
               <w:t>兰江</w:t>
@@ -4682,6 +4900,7 @@
             <w:insideH w:val="none" w:color="auto" w:sz="0" w:space="0"/>
             <w:insideV w:val="none" w:color="auto" w:sz="0" w:space="0"/>
           </w:tblBorders>
+          <w:shd w:val="clear" w:color="auto" w:fill="auto"/>
           <w:tblCellMar>
             <w:top w:w="0" w:type="dxa"/>
             <w:left w:w="108" w:type="dxa"/>
@@ -4732,7 +4951,6 @@
                 <w:sz w:val="24"/>
                 <w:szCs w:val="24"/>
                 <w:u w:val="none"/>
-                <w:bdr w:val="none" w:color="auto" w:sz="0" w:space="0"/>
                 <w:lang w:val="en-US" w:eastAsia="zh-CN" w:bidi="ar"/>
               </w:rPr>
               <w:t>主厂房</w:t>
@@ -4779,7 +4997,6 @@
                 <w:sz w:val="24"/>
                 <w:szCs w:val="24"/>
                 <w:u w:val="none"/>
-                <w:bdr w:val="none" w:color="auto" w:sz="0" w:space="0"/>
                 <w:lang w:val="en-US" w:eastAsia="zh-CN" w:bidi="ar"/>
               </w:rPr>
               <w:t>主厂房除尘器、引风机基础浇筑</w:t>
@@ -4826,7 +5043,6 @@
                 <w:sz w:val="24"/>
                 <w:szCs w:val="24"/>
                 <w:u w:val="none"/>
-                <w:bdr w:val="none" w:color="auto" w:sz="0" w:space="0"/>
                 <w:lang w:val="en-US" w:eastAsia="zh-CN" w:bidi="ar"/>
               </w:rPr>
               <w:t>2026-08-08</w:t>
@@ -4873,7 +5089,6 @@
                 <w:sz w:val="24"/>
                 <w:szCs w:val="24"/>
                 <w:u w:val="none"/>
-                <w:bdr w:val="none" w:color="auto" w:sz="0" w:space="0"/>
                 <w:lang w:val="en-US" w:eastAsia="zh-CN" w:bidi="ar"/>
               </w:rPr>
               <w:t>2026-08-08</w:t>
@@ -4920,7 +5135,6 @@
                 <w:sz w:val="24"/>
                 <w:szCs w:val="24"/>
                 <w:u w:val="none"/>
-                <w:bdr w:val="none" w:color="auto" w:sz="0" w:space="0"/>
                 <w:lang w:val="en-US" w:eastAsia="zh-CN" w:bidi="ar"/>
               </w:rPr>
               <w:t>1</w:t>
@@ -4967,7 +5181,6 @@
                 <w:sz w:val="24"/>
                 <w:szCs w:val="24"/>
                 <w:u w:val="none"/>
-                <w:bdr w:val="none" w:color="auto" w:sz="0" w:space="0"/>
                 <w:lang w:val="en-US" w:eastAsia="zh-CN" w:bidi="ar"/>
               </w:rPr>
               <w:t>除尘器未开挖</w:t>
@@ -5014,7 +5227,6 @@
                 <w:sz w:val="24"/>
                 <w:szCs w:val="24"/>
                 <w:u w:val="none"/>
-                <w:bdr w:val="none" w:color="auto" w:sz="0" w:space="0"/>
                 <w:lang w:val="en-US" w:eastAsia="zh-CN" w:bidi="ar"/>
               </w:rPr>
               <w:t>兰江</w:t>
@@ -5032,6 +5244,7 @@
             <w:insideH w:val="none" w:color="auto" w:sz="0" w:space="0"/>
             <w:insideV w:val="none" w:color="auto" w:sz="0" w:space="0"/>
           </w:tblBorders>
+          <w:shd w:val="clear" w:color="auto" w:fill="auto"/>
           <w:tblCellMar>
             <w:top w:w="0" w:type="dxa"/>
             <w:left w:w="108" w:type="dxa"/>
@@ -5082,7 +5295,6 @@
                 <w:sz w:val="24"/>
                 <w:szCs w:val="24"/>
                 <w:u w:val="none"/>
-                <w:bdr w:val="none" w:color="auto" w:sz="0" w:space="0"/>
                 <w:lang w:val="en-US" w:eastAsia="zh-CN" w:bidi="ar"/>
               </w:rPr>
               <w:t>主厂房</w:t>
@@ -5129,7 +5341,6 @@
                 <w:sz w:val="24"/>
                 <w:szCs w:val="24"/>
                 <w:u w:val="none"/>
-                <w:bdr w:val="none" w:color="auto" w:sz="0" w:space="0"/>
                 <w:lang w:val="en-US" w:eastAsia="zh-CN" w:bidi="ar"/>
               </w:rPr>
               <w:t>主厂房锅炉处地面浇筑垫层</w:t>
@@ -5176,7 +5387,6 @@
                 <w:sz w:val="24"/>
                 <w:szCs w:val="24"/>
                 <w:u w:val="none"/>
-                <w:bdr w:val="none" w:color="auto" w:sz="0" w:space="0"/>
                 <w:lang w:val="en-US" w:eastAsia="zh-CN" w:bidi="ar"/>
               </w:rPr>
               <w:t>2026-08-07</w:t>
@@ -5223,7 +5433,6 @@
                 <w:sz w:val="24"/>
                 <w:szCs w:val="24"/>
                 <w:u w:val="none"/>
-                <w:bdr w:val="none" w:color="auto" w:sz="0" w:space="0"/>
                 <w:lang w:val="en-US" w:eastAsia="zh-CN" w:bidi="ar"/>
               </w:rPr>
               <w:t>2026-08-09</w:t>
@@ -5270,7 +5479,6 @@
                 <w:sz w:val="24"/>
                 <w:szCs w:val="24"/>
                 <w:u w:val="none"/>
-                <w:bdr w:val="none" w:color="auto" w:sz="0" w:space="0"/>
                 <w:lang w:val="en-US" w:eastAsia="zh-CN" w:bidi="ar"/>
               </w:rPr>
               <w:t>3</w:t>
@@ -5317,7 +5525,6 @@
                 <w:sz w:val="24"/>
                 <w:szCs w:val="24"/>
                 <w:u w:val="none"/>
-                <w:bdr w:val="none" w:color="auto" w:sz="0" w:space="0"/>
                 <w:lang w:val="en-US" w:eastAsia="zh-CN" w:bidi="ar"/>
               </w:rPr>
               <w:t>未完成</w:t>
@@ -5364,7 +5571,6 @@
                 <w:sz w:val="24"/>
                 <w:szCs w:val="24"/>
                 <w:u w:val="none"/>
-                <w:bdr w:val="none" w:color="auto" w:sz="0" w:space="0"/>
                 <w:lang w:val="en-US" w:eastAsia="zh-CN" w:bidi="ar"/>
               </w:rPr>
               <w:t>兰江</w:t>
@@ -5382,6 +5588,7 @@
             <w:insideH w:val="none" w:color="auto" w:sz="0" w:space="0"/>
             <w:insideV w:val="none" w:color="auto" w:sz="0" w:space="0"/>
           </w:tblBorders>
+          <w:shd w:val="clear" w:color="auto" w:fill="auto"/>
           <w:tblCellMar>
             <w:top w:w="0" w:type="dxa"/>
             <w:left w:w="108" w:type="dxa"/>
@@ -5432,7 +5639,6 @@
                 <w:sz w:val="24"/>
                 <w:szCs w:val="24"/>
                 <w:u w:val="none"/>
-                <w:bdr w:val="none" w:color="auto" w:sz="0" w:space="0"/>
                 <w:lang w:val="en-US" w:eastAsia="zh-CN" w:bidi="ar"/>
               </w:rPr>
               <w:t>主厂房</w:t>
@@ -5479,7 +5685,6 @@
                 <w:sz w:val="24"/>
                 <w:szCs w:val="24"/>
                 <w:u w:val="none"/>
-                <w:bdr w:val="none" w:color="auto" w:sz="0" w:space="0"/>
                 <w:lang w:val="en-US" w:eastAsia="zh-CN" w:bidi="ar"/>
               </w:rPr>
               <w:t>输渣沟剩余部分土方开挖</w:t>
@@ -5526,7 +5731,6 @@
                 <w:sz w:val="24"/>
                 <w:szCs w:val="24"/>
                 <w:u w:val="none"/>
-                <w:bdr w:val="none" w:color="auto" w:sz="0" w:space="0"/>
                 <w:lang w:val="en-US" w:eastAsia="zh-CN" w:bidi="ar"/>
               </w:rPr>
               <w:t>2026-08-09</w:t>
@@ -5573,7 +5777,6 @@
                 <w:sz w:val="24"/>
                 <w:szCs w:val="24"/>
                 <w:u w:val="none"/>
-                <w:bdr w:val="none" w:color="auto" w:sz="0" w:space="0"/>
                 <w:lang w:val="en-US" w:eastAsia="zh-CN" w:bidi="ar"/>
               </w:rPr>
               <w:t>2026-08-10</w:t>
@@ -5620,7 +5823,6 @@
                 <w:sz w:val="24"/>
                 <w:szCs w:val="24"/>
                 <w:u w:val="none"/>
-                <w:bdr w:val="none" w:color="auto" w:sz="0" w:space="0"/>
                 <w:lang w:val="en-US" w:eastAsia="zh-CN" w:bidi="ar"/>
               </w:rPr>
               <w:t>2</w:t>
@@ -5667,7 +5869,6 @@
                 <w:sz w:val="24"/>
                 <w:szCs w:val="24"/>
                 <w:u w:val="none"/>
-                <w:bdr w:val="none" w:color="auto" w:sz="0" w:space="0"/>
                 <w:lang w:val="en-US" w:eastAsia="zh-CN" w:bidi="ar"/>
               </w:rPr>
               <w:t>未完成</w:t>
@@ -5714,7 +5915,6 @@
                 <w:sz w:val="24"/>
                 <w:szCs w:val="24"/>
                 <w:u w:val="none"/>
-                <w:bdr w:val="none" w:color="auto" w:sz="0" w:space="0"/>
                 <w:lang w:val="en-US" w:eastAsia="zh-CN" w:bidi="ar"/>
               </w:rPr>
               <w:t>兰江</w:t>
@@ -5732,7 +5932,7 @@
             <w:insideH w:val="none" w:color="auto" w:sz="0" w:space="0"/>
             <w:insideV w:val="none" w:color="auto" w:sz="0" w:space="0"/>
           </w:tblBorders>
-          <w:shd w:val="clear"/>
+          <w:shd w:val="clear" w:color="auto" w:fill="auto"/>
           <w:tblCellMar>
             <w:top w:w="0" w:type="dxa"/>
             <w:left w:w="108" w:type="dxa"/>
@@ -5783,7 +5983,6 @@
                 <w:sz w:val="24"/>
                 <w:szCs w:val="24"/>
                 <w:u w:val="none"/>
-                <w:bdr w:val="none" w:color="auto" w:sz="0" w:space="0"/>
                 <w:lang w:val="en-US" w:eastAsia="zh-CN" w:bidi="ar"/>
               </w:rPr>
               <w:t>主厂房</w:t>
@@ -5830,7 +6029,6 @@
                 <w:sz w:val="24"/>
                 <w:szCs w:val="24"/>
                 <w:u w:val="none"/>
-                <w:bdr w:val="none" w:color="auto" w:sz="0" w:space="0"/>
                 <w:lang w:val="en-US" w:eastAsia="zh-CN" w:bidi="ar"/>
               </w:rPr>
               <w:t>主厂房除尘器、引风机柱子浇筑</w:t>
@@ -5877,7 +6075,6 @@
                 <w:sz w:val="24"/>
                 <w:szCs w:val="24"/>
                 <w:u w:val="none"/>
-                <w:bdr w:val="none" w:color="auto" w:sz="0" w:space="0"/>
                 <w:lang w:val="en-US" w:eastAsia="zh-CN" w:bidi="ar"/>
               </w:rPr>
               <w:t>2026-08-09</w:t>
@@ -5924,7 +6121,6 @@
                 <w:sz w:val="24"/>
                 <w:szCs w:val="24"/>
                 <w:u w:val="none"/>
-                <w:bdr w:val="none" w:color="auto" w:sz="0" w:space="0"/>
                 <w:lang w:val="en-US" w:eastAsia="zh-CN" w:bidi="ar"/>
               </w:rPr>
               <w:t>2026-08-11</w:t>
@@ -5971,7 +6167,6 @@
                 <w:sz w:val="24"/>
                 <w:szCs w:val="24"/>
                 <w:u w:val="none"/>
-                <w:bdr w:val="none" w:color="auto" w:sz="0" w:space="0"/>
                 <w:lang w:val="en-US" w:eastAsia="zh-CN" w:bidi="ar"/>
               </w:rPr>
               <w:t>3</w:t>
@@ -6018,7 +6213,6 @@
                 <w:sz w:val="24"/>
                 <w:szCs w:val="24"/>
                 <w:u w:val="none"/>
-                <w:bdr w:val="none" w:color="auto" w:sz="0" w:space="0"/>
                 <w:lang w:val="en-US" w:eastAsia="zh-CN" w:bidi="ar"/>
               </w:rPr>
               <w:t>未完成</w:t>
@@ -6065,7 +6259,6 @@
                 <w:sz w:val="24"/>
                 <w:szCs w:val="24"/>
                 <w:u w:val="none"/>
-                <w:bdr w:val="none" w:color="auto" w:sz="0" w:space="0"/>
                 <w:lang w:val="en-US" w:eastAsia="zh-CN" w:bidi="ar"/>
               </w:rPr>
               <w:t>兰江</w:t>
@@ -6083,7 +6276,7 @@
             <w:insideH w:val="none" w:color="auto" w:sz="0" w:space="0"/>
             <w:insideV w:val="none" w:color="auto" w:sz="0" w:space="0"/>
           </w:tblBorders>
-          <w:shd w:val="clear"/>
+          <w:shd w:val="clear" w:color="auto" w:fill="auto"/>
           <w:tblCellMar>
             <w:top w:w="0" w:type="dxa"/>
             <w:left w:w="108" w:type="dxa"/>
@@ -6134,7 +6327,6 @@
                 <w:sz w:val="24"/>
                 <w:szCs w:val="24"/>
                 <w:u w:val="none"/>
-                <w:bdr w:val="none" w:color="auto" w:sz="0" w:space="0"/>
                 <w:lang w:val="en-US" w:eastAsia="zh-CN" w:bidi="ar"/>
               </w:rPr>
               <w:t>主厂房</w:t>
@@ -6181,7 +6373,6 @@
                 <w:sz w:val="24"/>
                 <w:szCs w:val="24"/>
                 <w:u w:val="none"/>
-                <w:bdr w:val="none" w:color="auto" w:sz="0" w:space="0"/>
                 <w:lang w:val="en-US" w:eastAsia="zh-CN" w:bidi="ar"/>
               </w:rPr>
               <w:t>输渣沟剩余部分垫层浇筑</w:t>
@@ -6228,7 +6419,6 @@
                 <w:sz w:val="24"/>
                 <w:szCs w:val="24"/>
                 <w:u w:val="none"/>
-                <w:bdr w:val="none" w:color="auto" w:sz="0" w:space="0"/>
                 <w:lang w:val="en-US" w:eastAsia="zh-CN" w:bidi="ar"/>
               </w:rPr>
               <w:t>2026-08-11</w:t>
@@ -6275,7 +6465,6 @@
                 <w:sz w:val="24"/>
                 <w:szCs w:val="24"/>
                 <w:u w:val="none"/>
-                <w:bdr w:val="none" w:color="auto" w:sz="0" w:space="0"/>
                 <w:lang w:val="en-US" w:eastAsia="zh-CN" w:bidi="ar"/>
               </w:rPr>
               <w:t>2026-08-11</w:t>
@@ -6322,7 +6511,6 @@
                 <w:sz w:val="24"/>
                 <w:szCs w:val="24"/>
                 <w:u w:val="none"/>
-                <w:bdr w:val="none" w:color="auto" w:sz="0" w:space="0"/>
                 <w:lang w:val="en-US" w:eastAsia="zh-CN" w:bidi="ar"/>
               </w:rPr>
               <w:t>1</w:t>
@@ -6369,7 +6557,6 @@
                 <w:sz w:val="24"/>
                 <w:szCs w:val="24"/>
                 <w:u w:val="none"/>
-                <w:bdr w:val="none" w:color="auto" w:sz="0" w:space="0"/>
                 <w:lang w:val="en-US" w:eastAsia="zh-CN" w:bidi="ar"/>
               </w:rPr>
               <w:t>未完成</w:t>
@@ -6416,7 +6603,6 @@
                 <w:sz w:val="24"/>
                 <w:szCs w:val="24"/>
                 <w:u w:val="none"/>
-                <w:bdr w:val="none" w:color="auto" w:sz="0" w:space="0"/>
                 <w:lang w:val="en-US" w:eastAsia="zh-CN" w:bidi="ar"/>
               </w:rPr>
               <w:t>兰江</w:t>
@@ -6434,6 +6620,7 @@
             <w:insideH w:val="none" w:color="auto" w:sz="0" w:space="0"/>
             <w:insideV w:val="none" w:color="auto" w:sz="0" w:space="0"/>
           </w:tblBorders>
+          <w:shd w:val="clear" w:color="auto" w:fill="auto"/>
           <w:tblCellMar>
             <w:top w:w="0" w:type="dxa"/>
             <w:left w:w="108" w:type="dxa"/>
@@ -6484,7 +6671,6 @@
                 <w:sz w:val="24"/>
                 <w:szCs w:val="24"/>
                 <w:u w:val="none"/>
-                <w:bdr w:val="none" w:color="auto" w:sz="0" w:space="0"/>
                 <w:lang w:val="en-US" w:eastAsia="zh-CN" w:bidi="ar"/>
               </w:rPr>
               <w:t>主厂房</w:t>
@@ -6531,7 +6717,6 @@
                 <w:sz w:val="24"/>
                 <w:szCs w:val="24"/>
                 <w:u w:val="none"/>
-                <w:bdr w:val="none" w:color="auto" w:sz="0" w:space="0"/>
                 <w:lang w:val="en-US" w:eastAsia="zh-CN" w:bidi="ar"/>
               </w:rPr>
               <w:t>主厂房除尘器、引风机基础回填</w:t>
@@ -6578,7 +6763,6 @@
                 <w:sz w:val="24"/>
                 <w:szCs w:val="24"/>
                 <w:u w:val="none"/>
-                <w:bdr w:val="none" w:color="auto" w:sz="0" w:space="0"/>
                 <w:lang w:val="en-US" w:eastAsia="zh-CN" w:bidi="ar"/>
               </w:rPr>
               <w:t>2026-08-12</w:t>
@@ -6625,7 +6809,6 @@
                 <w:sz w:val="24"/>
                 <w:szCs w:val="24"/>
                 <w:u w:val="none"/>
-                <w:bdr w:val="none" w:color="auto" w:sz="0" w:space="0"/>
                 <w:lang w:val="en-US" w:eastAsia="zh-CN" w:bidi="ar"/>
               </w:rPr>
               <w:t>2026-08-13</w:t>
@@ -6672,7 +6855,6 @@
                 <w:sz w:val="24"/>
                 <w:szCs w:val="24"/>
                 <w:u w:val="none"/>
-                <w:bdr w:val="none" w:color="auto" w:sz="0" w:space="0"/>
                 <w:lang w:val="en-US" w:eastAsia="zh-CN" w:bidi="ar"/>
               </w:rPr>
               <w:t>2</w:t>
@@ -6719,7 +6901,6 @@
                 <w:sz w:val="24"/>
                 <w:szCs w:val="24"/>
                 <w:u w:val="none"/>
-                <w:bdr w:val="none" w:color="auto" w:sz="0" w:space="0"/>
                 <w:lang w:val="en-US" w:eastAsia="zh-CN" w:bidi="ar"/>
               </w:rPr>
               <w:t>未完成</w:t>
@@ -6766,7 +6947,6 @@
                 <w:sz w:val="24"/>
                 <w:szCs w:val="24"/>
                 <w:u w:val="none"/>
-                <w:bdr w:val="none" w:color="auto" w:sz="0" w:space="0"/>
                 <w:lang w:val="en-US" w:eastAsia="zh-CN" w:bidi="ar"/>
               </w:rPr>
               <w:t>兰江</w:t>
@@ -6782,8 +6962,6 @@
           <w:lang w:val="en-US" w:eastAsia="zh-CN"/>
         </w:rPr>
       </w:pPr>
-      <w:bookmarkStart w:id="0" w:name="_GoBack"/>
-      <w:bookmarkEnd w:id="0"/>
     </w:p>
     <w:sectPr>
       <w:pgSz w:w="11906" w:h="16838"/>
